--- a/office-templates/PPADEM-document-example.docx
+++ b/office-templates/PPADEM-document-example.docx
@@ -661,10 +661,15 @@
         <w:footnoteRef/>
       </w:r>
       <w:r>
-        <w:t xml:space="preserve"> </w:t>
-      </w:r>
-      <w:r>
-        <w:t xml:space="preserve">Footnote Text.</w:t>
+        <w:t>Footnote Text.</w:t>
+      </w:r>
+    </w:p>
+    <w:p>
+      <w:pPr>
+        <w:pStyle w:val="FootnoteBlockText"/>
+      </w:pPr>
+      <w:r>
+        <w:t>Footnote Block Text</w:t>
       </w:r>
     </w:p>
   </w:footnote>
@@ -852,10 +857,10 @@
   <w:docDefaults>
     <w:rPrDefault>
       <w:rPr>
-        <w:rFonts w:asciiTheme="minorHAnsi" w:eastAsiaTheme="minorHAnsi" w:hAnsiTheme="minorHAnsi" w:cstheme="minorBidi"/>
+        <w:rFonts w:asciiTheme="minorHAnsi" w:eastAsiaTheme="minorEastAsia" w:hAnsiTheme="minorHAnsi" w:cstheme="minorBidi"/>
         <w:sz w:val="24"/>
         <w:szCs w:val="24"/>
-        <w:lang w:val="en-US" w:eastAsia="en-US" w:bidi="ar-SA"/>
+        <w:lang w:val="en-US" w:eastAsia="zh-CN" w:bidi="ar-SA"/>
       </w:rPr>
     </w:rPrDefault>
     <w:pPrDefault>

--- a/office-templates/PPADEM-document-example.docx
+++ b/office-templates/PPADEM-document-example.docx
@@ -588,9 +588,66 @@
         <w:t>When you colour text, shapes or charts, pick from the Theme Colours row at the top of the colour menu: it holds the PPADEM red, teal, gold and grey. Charts inserted in Word use these colours automatically.</w:t>
       </w:r>
     </w:p>
+    <w:p>
+      <w:pPr>
+        <w:pStyle w:val="Heading1"/>
+      </w:pPr>
+      <w:r>
+        <w:t>Funding logo</w:t>
+      </w:r>
+    </w:p>
+    <w:p>
+      <w:pPr>
+        <w:pStyle w:val="BodyText"/>
+      </w:pPr>
+      <w:r>
+        <w:t>End every document with the EU funding logo, as below. Keep it on the last page.</w:t>
+      </w:r>
+    </w:p>
+    <w:p>
+      <w:pPr>
+        <w:pStyle w:val="BodyText"/>
+        <w:spacing w:before="480"/>
+        <w:jc w:val="center"/>
+      </w:pPr>
+      <w:r>
+        <w:drawing>
+          <wp:inline>
+            <wp:extent cx="2520000" cy="1085325"/>
+            <wp:docPr id="2" name="Picture 2"/>
+            <wp:cNvGraphicFramePr>
+              <a:graphicFrameLocks noChangeAspect="1"/>
+            </wp:cNvGraphicFramePr>
+            <a:graphic>
+              <a:graphicData uri="http://schemas.openxmlformats.org/drawingml/2006/picture">
+                <pic:pic>
+                  <pic:nvPicPr>
+                    <pic:cNvPr id="0" name="eu-logo.png"/>
+                    <pic:cNvPicPr/>
+                  </pic:nvPicPr>
+                  <pic:blipFill>
+                    <a:blip r:embed="rId10"/>
+                    <a:stretch>
+                      <a:fillRect/>
+                    </a:stretch>
+                  </pic:blipFill>
+                  <pic:spPr>
+                    <a:xfrm>
+                      <a:off x="0" y="0"/>
+                      <a:ext cx="2520000" cy="1085325"/>
+                    </a:xfrm>
+                    <a:prstGeom prst="rect"/>
+                  </pic:spPr>
+                </pic:pic>
+              </a:graphicData>
+            </a:graphic>
+          </wp:inline>
+        </w:drawing>
+      </w:r>
+    </w:p>
     <w:sectPr>
-      <w:headerReference w:type="default" r:id="rId10"/>
-      <w:footerReference w:type="default" r:id="rId11"/>
+      <w:headerReference w:type="default" r:id="rId11"/>
+      <w:footerReference w:type="default" r:id="rId12"/>
       <w:footnotePr>
         <w:numRestart w:val="eachSect"/>
       </w:footnotePr>
@@ -661,15 +718,10 @@
         <w:footnoteRef/>
       </w:r>
       <w:r>
-        <w:t>Footnote Text.</w:t>
-      </w:r>
-    </w:p>
-    <w:p>
-      <w:pPr>
-        <w:pStyle w:val="FootnoteBlockText"/>
-      </w:pPr>
-      <w:r>
-        <w:t>Footnote Block Text</w:t>
+        <w:t xml:space="preserve"> </w:t>
+      </w:r>
+      <w:r>
+        <w:t xml:space="preserve">Footnote Text.</w:t>
       </w:r>
     </w:p>
   </w:footnote>
@@ -857,10 +909,10 @@
   <w:docDefaults>
     <w:rPrDefault>
       <w:rPr>
-        <w:rFonts w:asciiTheme="minorHAnsi" w:eastAsiaTheme="minorEastAsia" w:hAnsiTheme="minorHAnsi" w:cstheme="minorBidi"/>
+        <w:rFonts w:asciiTheme="minorHAnsi" w:eastAsiaTheme="minorHAnsi" w:hAnsiTheme="minorHAnsi" w:cstheme="minorBidi"/>
         <w:sz w:val="24"/>
         <w:szCs w:val="24"/>
-        <w:lang w:val="en-US" w:eastAsia="zh-CN" w:bidi="ar-SA"/>
+        <w:lang w:val="en-US" w:eastAsia="en-US" w:bidi="ar-SA"/>
       </w:rPr>
     </w:rPrDefault>
     <w:pPrDefault>

--- a/office-templates/PPADEM-document-example.docx
+++ b/office-templates/PPADEM-document-example.docx
@@ -718,10 +718,15 @@
         <w:footnoteRef/>
       </w:r>
       <w:r>
-        <w:t xml:space="preserve"> </w:t>
-      </w:r>
-      <w:r>
-        <w:t xml:space="preserve">Footnote Text.</w:t>
+        <w:t>Footnote Text.</w:t>
+      </w:r>
+    </w:p>
+    <w:p>
+      <w:pPr>
+        <w:pStyle w:val="FootnoteBlockText"/>
+      </w:pPr>
+      <w:r>
+        <w:t>Footnote Block Text</w:t>
       </w:r>
     </w:p>
   </w:footnote>
@@ -909,10 +914,10 @@
   <w:docDefaults>
     <w:rPrDefault>
       <w:rPr>
-        <w:rFonts w:asciiTheme="minorHAnsi" w:eastAsiaTheme="minorHAnsi" w:hAnsiTheme="minorHAnsi" w:cstheme="minorBidi"/>
+        <w:rFonts w:asciiTheme="minorHAnsi" w:eastAsiaTheme="minorEastAsia" w:hAnsiTheme="minorHAnsi" w:cstheme="minorBidi"/>
         <w:sz w:val="24"/>
         <w:szCs w:val="24"/>
-        <w:lang w:val="en-US" w:eastAsia="en-US" w:bidi="ar-SA"/>
+        <w:lang w:val="en-US" w:eastAsia="zh-CN" w:bidi="ar-SA"/>
       </w:rPr>
     </w:rPrDefault>
     <w:pPrDefault>
